--- a/report/template/ДПБ_(экспл_СПТ)/DPB.docx
+++ b/report/template/ДПБ_(экспл_СПТ)/DPB.docx
@@ -12206,37 +12206,7 @@
           <w:szCs w:val="24"/>
           <w:lang w:val="ru-RU" w:eastAsia="ru-RU"/>
         </w:rPr>
-        <w:t xml:space="preserve"> </w:t>
-      </w:r>
-      <w:r>
-        <w:rPr>
-          <w:rFonts w:ascii="Times New Roman" w:hAnsi="Times New Roman" w:cs="Times New Roman"/>
-          <w:color w:val="auto"/>
-          <w:sz w:val="24"/>
-          <w:szCs w:val="24"/>
-          <w:lang w:val="ru-RU" w:eastAsia="ru-RU"/>
-        </w:rPr>
-        <w:t>«</w:t>
-      </w:r>
-      <w:r>
-        <w:rPr>
-          <w:rFonts w:ascii="Times New Roman" w:hAnsi="Times New Roman" w:cs="Times New Roman"/>
-          <w:color w:val="auto"/>
-          <w:sz w:val="24"/>
-          <w:szCs w:val="24"/>
-          <w:lang w:val="ru-RU" w:eastAsia="ru-RU"/>
-        </w:rPr>
-        <w:t>Результаты анализа безопасности</w:t>
-      </w:r>
-      <w:r>
-        <w:rPr>
-          <w:rFonts w:ascii="Times New Roman" w:hAnsi="Times New Roman" w:cs="Times New Roman"/>
-          <w:color w:val="auto"/>
-          <w:sz w:val="24"/>
-          <w:szCs w:val="24"/>
-          <w:lang w:val="ru-RU" w:eastAsia="ru-RU"/>
-        </w:rPr>
-        <w:t>»</w:t>
+        <w:t xml:space="preserve"> Результаты анализа безопасности</w:t>
       </w:r>
       <w:bookmarkEnd w:id="23"/>
     </w:p>
@@ -12944,7 +12914,7 @@
           </mc:Choice>
           <mc:Fallback>
             <w:pict>
-              <v:shapetype w14:anchorId="713034C5" id="_x0000_t32" coordsize="21600,21600" o:spt="32" o:oned="t" path="m,l21600,21600e" filled="f">
+              <v:shapetype w14:anchorId="77CB1DC9" id="_x0000_t32" coordsize="21600,21600" o:spt="32" o:oned="t" path="m,l21600,21600e" filled="f">
                 <v:path arrowok="t" fillok="f" o:connecttype="none"/>
                 <o:lock v:ext="edit" shapetype="t"/>
               </v:shapetype>
@@ -13238,7 +13208,7 @@
           </mc:Choice>
           <mc:Fallback>
             <w:pict>
-              <v:shape w14:anchorId="448B7997" id="Прямая со стрелкой 2" o:spid="_x0000_s1026" type="#_x0000_t32" style="position:absolute;margin-left:225.1pt;margin-top:21.4pt;width:30pt;height:0;z-index:251664896;visibility:visible;mso-wrap-style:square;mso-wrap-distance-left:9pt;mso-wrap-distance-top:0;mso-wrap-distance-right:9pt;mso-wrap-distance-bottom:0;mso-position-horizontal:absolute;mso-position-horizontal-relative:text;mso-position-vertical:absolute;mso-position-vertical-relative:text" o:gfxdata="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" strokecolor="#4f81bd [3204]" strokeweight="2pt">
+              <v:shape w14:anchorId="55564A43" id="Прямая со стрелкой 2" o:spid="_x0000_s1026" type="#_x0000_t32" style="position:absolute;margin-left:225.1pt;margin-top:21.4pt;width:30pt;height:0;z-index:251664896;visibility:visible;mso-wrap-style:square;mso-wrap-distance-left:9pt;mso-wrap-distance-top:0;mso-wrap-distance-right:9pt;mso-wrap-distance-bottom:0;mso-position-horizontal:absolute;mso-position-horizontal-relative:text;mso-position-vertical:absolute;mso-position-vertical-relative:text" o:gfxdata="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" strokecolor="#4f81bd [3204]" strokeweight="2pt">
                 <v:stroke endarrow="block"/>
                 <v:shadow on="t" color="black" opacity="24903f" origin=",.5" offset="0,.55556mm"/>
               </v:shape>
@@ -13347,7 +13317,7 @@
           </mc:Choice>
           <mc:Fallback>
             <w:pict>
-              <v:shape w14:anchorId="35A28AB3" id="Прямая со стрелкой 1" o:spid="_x0000_s1026" type="#_x0000_t32" style="position:absolute;margin-left:45.35pt;margin-top:6.75pt;width:55.35pt;height:0;z-index:251661824;visibility:visible;mso-wrap-style:square;mso-wrap-distance-left:9pt;mso-wrap-distance-top:0;mso-wrap-distance-right:9pt;mso-wrap-distance-bottom:0;mso-position-horizontal:absolute;mso-position-horizontal-relative:text;mso-position-vertical:absolute;mso-position-vertical-relative:text" o:gfxdata="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" strokecolor="#4579b8 [3044]">
+              <v:shape w14:anchorId="49E15339" id="Прямая со стрелкой 1" o:spid="_x0000_s1026" type="#_x0000_t32" style="position:absolute;margin-left:45.35pt;margin-top:6.75pt;width:55.35pt;height:0;z-index:251661824;visibility:visible;mso-wrap-style:square;mso-wrap-distance-left:9pt;mso-wrap-distance-top:0;mso-wrap-distance-right:9pt;mso-wrap-distance-bottom:0;mso-position-horizontal:absolute;mso-position-horizontal-relative:text;mso-position-vertical:absolute;mso-position-vertical-relative:text" o:gfxdata="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" strokecolor="#4579b8 [3044]">
                 <v:stroke endarrow="block"/>
               </v:shape>
             </w:pict>
@@ -22073,7 +22043,6 @@
           <w:szCs w:val="24"/>
           <w:lang w:val="ru-RU"/>
         </w:rPr>
-        <w:lastRenderedPageBreak/>
         <w:t xml:space="preserve">обеспечение единых подходов к деятельности </w:t>
       </w:r>
       <w:r>
@@ -23045,7 +23014,6 @@
           <w:szCs w:val="24"/>
           <w:lang w:val="ru-RU"/>
         </w:rPr>
-        <w:lastRenderedPageBreak/>
         <w:t xml:space="preserve">Общая организация и контроль за осуществлением производственного контроля в </w:t>
       </w:r>
       <w:r>
@@ -23391,7 +23359,6 @@
           <w:szCs w:val="24"/>
           <w:lang w:val="ru-RU"/>
         </w:rPr>
-        <w:lastRenderedPageBreak/>
         <w:t>По каждому факту возникновения аварии, инцидента и несчастных случаев, происшедших на ОПО, поднадзорных Федеральной службе по экологическому, технологическому и атомному надзору, проводится техническое расследование их причин.</w:t>
       </w:r>
     </w:p>
@@ -23889,7 +23856,6 @@
           <w:szCs w:val="24"/>
           <w:lang w:val="ru-RU" w:eastAsia="ru-RU"/>
         </w:rPr>
-        <w:lastRenderedPageBreak/>
         <w:t>П</w:t>
       </w:r>
       <w:r>
@@ -24853,7 +24819,6 @@
           <w:szCs w:val="24"/>
           <w:lang w:val="ru-RU" w:eastAsia="ru-RU"/>
         </w:rPr>
-        <w:lastRenderedPageBreak/>
         <w:t>Сведения о соответствии условий эксплуатации декларируемого объекта требованиям федеральных норм и правил в области промышленной безопасности, обосновании безопасности декларируемого объекта (при наличии), размещении в зонах с особыми условиями использования территорий</w:t>
       </w:r>
       <w:bookmarkEnd w:id="64"/>
@@ -25373,7 +25338,6 @@
           <w:szCs w:val="24"/>
           <w:lang w:val="ru-RU"/>
         </w:rPr>
-        <w:lastRenderedPageBreak/>
         <w:t>2) выработка рекомендаций по инженерно-технической оснащенности объекта;</w:t>
       </w:r>
     </w:p>
@@ -25741,7 +25705,6 @@
           <w:szCs w:val="24"/>
           <w:lang w:val="ru-RU" w:eastAsia="ru-RU"/>
         </w:rPr>
-        <w:lastRenderedPageBreak/>
         <w:t xml:space="preserve">В целях обеспечения готовности </w:t>
       </w:r>
       <w:r>
@@ -26214,7 +26177,6 @@
           <w:szCs w:val="24"/>
           <w:lang w:val="ru-RU"/>
         </w:rPr>
-        <w:lastRenderedPageBreak/>
         <w:t>Перечень аварийно-транспортных средств, механизмов, оборудования, средств связи, пожаротушения, направляемых к месту аварии.</w:t>
       </w:r>
     </w:p>
@@ -26648,7 +26610,6 @@
           <w:rFonts w:eastAsia="Calibri"/>
           <w:lang w:val="ru-RU"/>
         </w:rPr>
-        <w:lastRenderedPageBreak/>
         <w:t>Для проведения первоочередных мероприятий по предупреждению и тушению пожаров из числа работников ОПО организовано противопожарное звено.</w:t>
       </w:r>
     </w:p>
@@ -26979,7 +26940,6 @@
           <w:szCs w:val="24"/>
           <w:lang w:val="ru-RU" w:eastAsia="ru-RU"/>
         </w:rPr>
-        <w:lastRenderedPageBreak/>
         <w:t>С</w:t>
       </w:r>
       <w:r>
@@ -27369,7 +27329,6 @@
           <w:szCs w:val="24"/>
           <w:lang w:val="ru-RU"/>
         </w:rPr>
-        <w:lastRenderedPageBreak/>
         <w:t>Используются различные средства связи: телефоны, сотовые телефоны, факсимильные аппараты (факсы), модемы, принтеры, компьютеры, громкоговорители, радиостанции. Все должностные лица обеспечены сотовыми телефонами.</w:t>
       </w:r>
     </w:p>
@@ -27617,7 +27576,6 @@
           <w:szCs w:val="24"/>
           <w:lang w:val="ru-RU" w:eastAsia="ru-RU"/>
         </w:rPr>
-        <w:lastRenderedPageBreak/>
         <w:t>Раздел 4</w:t>
       </w:r>
       <w:r>
@@ -28010,16 +27968,16 @@
           <w:szCs w:val="24"/>
           <w:lang w:val="ru-RU" w:eastAsia="ru-RU"/>
         </w:rPr>
-        <w:t>аксимально возможно</w:t>
-      </w:r>
-      <w:r>
-        <w:rPr>
-          <w:rFonts w:cs="Times New Roman"/>
-          <w:sz w:val="24"/>
-          <w:szCs w:val="24"/>
-          <w:lang w:eastAsia="ru-RU"/>
-        </w:rPr>
-        <w:t>t</w:t>
+        <w:t xml:space="preserve">аксимально </w:t>
+      </w:r>
+      <w:r>
+        <w:rPr>
+          <w:rFonts w:cs="Times New Roman"/>
+          <w:sz w:val="24"/>
+          <w:szCs w:val="24"/>
+          <w:lang w:val="ru-RU" w:eastAsia="ru-RU"/>
+        </w:rPr>
+        <w:t>возможное</w:t>
       </w:r>
       <w:r>
         <w:rPr>
@@ -28574,7 +28532,6 @@
           <w:szCs w:val="24"/>
           <w:lang w:val="ru-RU" w:eastAsia="ru-RU"/>
         </w:rPr>
-        <w:lastRenderedPageBreak/>
         <w:t>Перечень наиболее значимых факторов, влияющих на показатели риска аварий на декларируемом объекте</w:t>
       </w:r>
       <w:bookmarkEnd w:id="79"/>
